--- a/Documentatie Proiect PDA.docx
+++ b/Documentatie Proiect PDA.docx
@@ -684,6 +684,17 @@
     <w:p>
       <w:pPr>
         <w:spacing w:after="160" w:lineRule="auto"/>
+        <w:rPr/>
+      </w:pPr>
+      <w:r>
+        <w:rPr>
+          <w:rtl w:val="0"/>
+        </w:rPr>
+      </w:r>
+    </w:p>
+    <w:p>
+      <w:pPr>
+        <w:spacing w:after="160" w:lineRule="auto"/>
         <w:rPr>
           <w:b w:val="1"/>
           <w:bCs w:val="1"/>
@@ -709,12 +720,12 @@
           <wp:inline distB="114300" distT="114300" distL="114300" distR="114300">
             <wp:extent cx="4869970" cy="3233738"/>
             <wp:effectExtent b="0" l="0" r="0" t="0"/>
-            <wp:docPr id="3" name="image1.png"/>
+            <wp:docPr id="3" name="image2.png"/>
             <a:graphic>
               <a:graphicData uri="http://schemas.openxmlformats.org/drawingml/2006/picture">
                 <pic:pic>
                   <pic:nvPicPr>
-                    <pic:cNvPr id="0" name="image1.png"/>
+                    <pic:cNvPr id="0" name="image2.png"/>
                     <pic:cNvPicPr preferRelativeResize="0"/>
                   </pic:nvPicPr>
                   <pic:blipFill>
@@ -897,12 +908,12 @@
           <wp:inline distB="114300" distT="114300" distL="114300" distR="114300">
             <wp:extent cx="4843463" cy="3222729"/>
             <wp:effectExtent b="0" l="0" r="0" t="0"/>
-            <wp:docPr id="2" name="image2.png"/>
+            <wp:docPr id="2" name="image3.png"/>
             <a:graphic>
               <a:graphicData uri="http://schemas.openxmlformats.org/drawingml/2006/picture">
                 <pic:pic>
                   <pic:nvPicPr>
-                    <pic:cNvPr id="0" name="image2.png"/>
+                    <pic:cNvPr id="0" name="image3.png"/>
                     <pic:cNvPicPr preferRelativeResize="0"/>
                   </pic:nvPicPr>
                   <pic:blipFill>
@@ -1023,12 +1034,12 @@
           <wp:inline distB="114300" distT="114300" distL="114300" distR="114300">
             <wp:extent cx="4910138" cy="2982794"/>
             <wp:effectExtent b="0" l="0" r="0" t="0"/>
-            <wp:docPr id="4" name="image3.png"/>
+            <wp:docPr id="4" name="image1.png"/>
             <a:graphic>
               <a:graphicData uri="http://schemas.openxmlformats.org/drawingml/2006/picture">
                 <pic:pic>
                   <pic:nvPicPr>
-                    <pic:cNvPr id="0" name="image3.png"/>
+                    <pic:cNvPr id="0" name="image1.png"/>
                     <pic:cNvPicPr preferRelativeResize="0"/>
                   </pic:nvPicPr>
                   <pic:blipFill>
